--- a/documents-legaux/LearnI_Politique_Confidentialite.docx
+++ b/documents-legaux/LearnI_Politique_Confidentialite.docx
@@ -142,7 +142,7 @@
         </w:rPr>
         <w:t xml:space="preserve">Courriel : </w:t>
       </w:r>
-      <w:hyperlink w:history="1" r:id="rIdp9pgyu3nmaewj6zsin42r">
+      <w:hyperlink w:history="1" r:id="rIddejmoosgmlgi_cn99_wip">
         <w:r>
           <w:rPr>
             <w:rStyle w:val="Hyperlink"/>
@@ -1233,7 +1233,7 @@
         </w:rPr>
         <w:t xml:space="preserve">Pour exercer ces droits, contactez-nous à : </w:t>
       </w:r>
-      <w:hyperlink w:history="1" r:id="rIdkv3csrk_uokv5zkzeutda">
+      <w:hyperlink w:history="1" r:id="rIdf-brgxempmnm5dlo_oaiu">
         <w:r>
           <w:rPr>
             <w:rStyle w:val="Hyperlink"/>
@@ -1372,7 +1372,7 @@
         </w:rPr>
         <w:t xml:space="preserve">Pour toute question concernant cette Politique de confidentialité ou pour exercer vos droits, contactez-nous à : </w:t>
       </w:r>
-      <w:hyperlink w:history="1" r:id="rIdinxujwqivxxmomwrnstr3">
+      <w:hyperlink w:history="1" r:id="rIdhrjgir_92ifhpp0u4d3y6">
         <w:r>
           <w:rPr>
             <w:rStyle w:val="Hyperlink"/>
